--- a/MAU BB TO TUNG/BAN ĐẦU/3.YEU CAU TRA CUU TT44.docx
+++ b/MAU BB TO TUNG/BAN ĐẦU/3.YEU CAU TRA CUU TT44.docx
@@ -1036,6 +1036,7 @@
           <w:tab w:val="right" w:leader="dot" w:pos="9356"/>
         </w:tabs>
         <w:spacing w:line="360" w:lineRule="exact"/>
+        <w:jc w:val="left"/>
         <w:rPr>
           <w:sz w:val="26"/>
           <w:szCs w:val="26"/>
@@ -1111,11 +1112,10 @@
     <w:p>
       <w:pPr>
         <w:tabs>
-          <w:tab w:val="right" w:pos="7230"/>
+          <w:tab w:val="right" w:pos="7371"/>
           <w:tab w:val="left" w:leader="dot" w:pos="9356"/>
         </w:tabs>
         <w:spacing w:line="360" w:lineRule="exact"/>
-        <w:jc w:val="both"/>
         <w:rPr>
           <w:rFonts w:ascii="Times New Roman" w:eastAsia="Times New Roman" w:hAnsi="Times New Roman" w:cs="Times New Roman"/>
           <w:color w:val="auto"/>
@@ -1220,7 +1220,7 @@
           <w:sz w:val="16"/>
           <w:lang w:val="en-US"/>
         </w:rPr>
-        <w:t xml:space="preserve">                                                                          </w:t>
+        <w:tab/>
       </w:r>
       <w:r>
         <w:rPr>
@@ -1241,7 +1241,6 @@
           <w:tab w:val="right" w:leader="dot" w:pos="9356"/>
         </w:tabs>
         <w:spacing w:line="360" w:lineRule="exact"/>
-        <w:jc w:val="both"/>
         <w:rPr>
           <w:rFonts w:ascii="Times New Roman" w:eastAsia="Times New Roman" w:hAnsi="Times New Roman" w:cs="Times New Roman"/>
           <w:color w:val="auto"/>
@@ -1315,12 +1314,7 @@
     </w:p>
     <w:p>
       <w:pPr>
-        <w:tabs>
-          <w:tab w:val="right" w:pos="4395"/>
-          <w:tab w:val="left" w:leader="dot" w:pos="9356"/>
-        </w:tabs>
         <w:spacing w:line="360" w:lineRule="exact"/>
-        <w:jc w:val="both"/>
         <w:rPr>
           <w:rFonts w:ascii="Times New Roman" w:eastAsia="Times New Roman" w:hAnsi="Times New Roman" w:cs="Times New Roman"/>
           <w:color w:val="auto"/>
@@ -1376,10 +1370,55 @@
           <w:rFonts w:ascii="Times New Roman" w:eastAsia="Times New Roman" w:hAnsi="Times New Roman" w:cs="Times New Roman"/>
           <w:color w:val="auto"/>
           <w:spacing w:val="-2"/>
-          <w:sz w:val="16"/>
-          <w:lang w:val="en-US"/>
-        </w:rPr>
-        <w:t xml:space="preserve">                                                                          </w:t>
+          <w:sz w:val="26"/>
+          <w:szCs w:val="26"/>
+          <w:lang w:val="en-US"/>
+        </w:rPr>
+        <w:tab/>
+      </w:r>
+      <w:r>
+        <w:rPr>
+          <w:rFonts w:ascii="Times New Roman" w:eastAsia="Times New Roman" w:hAnsi="Times New Roman" w:cs="Times New Roman"/>
+          <w:color w:val="auto"/>
+          <w:spacing w:val="-2"/>
+          <w:sz w:val="26"/>
+          <w:szCs w:val="26"/>
+          <w:lang w:val="en-US"/>
+        </w:rPr>
+        <w:tab/>
+      </w:r>
+      <w:r>
+        <w:rPr>
+          <w:rFonts w:ascii="Times New Roman" w:eastAsia="Times New Roman" w:hAnsi="Times New Roman" w:cs="Times New Roman"/>
+          <w:color w:val="auto"/>
+          <w:spacing w:val="-2"/>
+          <w:sz w:val="26"/>
+          <w:szCs w:val="26"/>
+          <w:lang w:val="en-US"/>
+        </w:rPr>
+        <w:tab/>
+      </w:r>
+      <w:r>
+        <w:rPr>
+          <w:rFonts w:ascii="Times New Roman" w:eastAsia="Times New Roman" w:hAnsi="Times New Roman" w:cs="Times New Roman"/>
+          <w:color w:val="auto"/>
+          <w:spacing w:val="-2"/>
+          <w:sz w:val="26"/>
+          <w:szCs w:val="26"/>
+          <w:lang w:val="en-US"/>
+        </w:rPr>
+        <w:tab/>
+      </w:r>
+      <w:r>
+        <w:rPr>
+          <w:rFonts w:ascii="Times New Roman" w:eastAsia="Times New Roman" w:hAnsi="Times New Roman" w:cs="Times New Roman"/>
+          <w:color w:val="auto"/>
+          <w:spacing w:val="-2"/>
+          <w:sz w:val="26"/>
+          <w:szCs w:val="26"/>
+          <w:lang w:val="en-US"/>
+        </w:rPr>
+        <w:tab/>
       </w:r>
       <w:r>
         <w:rPr>
@@ -1452,7 +1491,6 @@
           <w:tab w:val="left" w:leader="dot" w:pos="9356"/>
         </w:tabs>
         <w:spacing w:line="360" w:lineRule="exact"/>
-        <w:jc w:val="both"/>
         <w:rPr>
           <w:rFonts w:ascii="Times New Roman" w:eastAsia="Times New Roman" w:hAnsi="Times New Roman" w:cs="Times New Roman"/>
           <w:color w:val="auto"/>
@@ -1706,12 +1744,7 @@
     </w:p>
     <w:p>
       <w:pPr>
-        <w:tabs>
-          <w:tab w:val="right" w:pos="7230"/>
-          <w:tab w:val="left" w:leader="dot" w:pos="9356"/>
-        </w:tabs>
         <w:spacing w:line="360" w:lineRule="exact"/>
-        <w:jc w:val="both"/>
         <w:rPr>
           <w:rFonts w:ascii="Times New Roman" w:eastAsia="Times New Roman" w:hAnsi="Times New Roman" w:cs="Times New Roman"/>
           <w:color w:val="auto"/>
@@ -1772,18 +1805,18 @@
           <w:sz w:val="26"/>
           <w:szCs w:val="26"/>
         </w:rPr>
-        <w:t xml:space="preserve">; </w:t>
-      </w:r>
-      <w:r>
-        <w:rPr>
-          <w:rFonts w:ascii="Times New Roman" w:eastAsia="Times New Roman" w:hAnsi="Times New Roman" w:cs="Times New Roman"/>
-          <w:color w:val="auto"/>
-          <w:spacing w:val="-2"/>
-          <w:sz w:val="26"/>
-          <w:szCs w:val="26"/>
-          <w:lang w:val="en-US"/>
-        </w:rPr>
-        <w:t xml:space="preserve">             </w:t>
+        <w:t>;</w:t>
+      </w:r>
+      <w:r>
+        <w:rPr>
+          <w:rFonts w:ascii="Times New Roman" w:eastAsia="Times New Roman" w:hAnsi="Times New Roman" w:cs="Times New Roman"/>
+          <w:color w:val="auto"/>
+          <w:spacing w:val="-2"/>
+          <w:sz w:val="26"/>
+          <w:szCs w:val="26"/>
+          <w:lang w:val="en-US"/>
+        </w:rPr>
+        <w:tab/>
       </w:r>
       <w:r>
         <w:rPr>
@@ -1833,31 +1866,43 @@
           <w:rFonts w:ascii="Times New Roman" w:eastAsia="Times New Roman" w:hAnsi="Times New Roman" w:cs="Times New Roman"/>
           <w:color w:val="auto"/>
           <w:spacing w:val="-2"/>
-          <w:sz w:val="16"/>
-          <w:lang w:val="en-US"/>
-        </w:rPr>
-        <w:t xml:space="preserve">  </w:t>
-      </w:r>
-      <w:r>
-        <w:rPr>
-          <w:rFonts w:ascii="Times New Roman" w:eastAsia="Times New Roman" w:hAnsi="Times New Roman" w:cs="Times New Roman"/>
-          <w:color w:val="auto"/>
-          <w:spacing w:val="-2"/>
-          <w:sz w:val="26"/>
-          <w:szCs w:val="26"/>
-        </w:rPr>
-        <w:t xml:space="preserve">; </w:t>
-      </w:r>
-      <w:r>
-        <w:rPr>
-          <w:rFonts w:ascii="Times New Roman" w:eastAsia="Times New Roman" w:hAnsi="Times New Roman" w:cs="Times New Roman"/>
-          <w:color w:val="auto"/>
-          <w:spacing w:val="-2"/>
-          <w:sz w:val="26"/>
-          <w:szCs w:val="26"/>
-          <w:lang w:val="en-US"/>
-        </w:rPr>
-        <w:t xml:space="preserve">               </w:t>
+          <w:sz w:val="26"/>
+          <w:szCs w:val="26"/>
+        </w:rPr>
+        <w:t>;</w:t>
+      </w:r>
+      <w:r>
+        <w:rPr>
+          <w:rFonts w:ascii="Times New Roman" w:eastAsia="Times New Roman" w:hAnsi="Times New Roman" w:cs="Times New Roman"/>
+          <w:color w:val="auto"/>
+          <w:spacing w:val="-2"/>
+          <w:sz w:val="26"/>
+          <w:szCs w:val="26"/>
+          <w:lang w:val="en-US"/>
+        </w:rPr>
+        <w:tab/>
+      </w:r>
+      <w:r>
+        <w:rPr>
+          <w:rFonts w:ascii="Times New Roman" w:eastAsia="Times New Roman" w:hAnsi="Times New Roman" w:cs="Times New Roman"/>
+          <w:color w:val="auto"/>
+          <w:spacing w:val="-2"/>
+          <w:sz w:val="26"/>
+          <w:szCs w:val="26"/>
+          <w:lang w:val="en-US"/>
+        </w:rPr>
+        <w:tab/>
+      </w:r>
+      <w:r>
+        <w:rPr>
+          <w:rFonts w:ascii="Times New Roman" w:eastAsia="Times New Roman" w:hAnsi="Times New Roman" w:cs="Times New Roman"/>
+          <w:color w:val="auto"/>
+          <w:spacing w:val="-2"/>
+          <w:sz w:val="26"/>
+          <w:szCs w:val="26"/>
+          <w:lang w:val="en-US"/>
+        </w:rPr>
+        <w:tab/>
       </w:r>
       <w:r>
         <w:rPr>
@@ -1932,7 +1977,6 @@
           <w:tab w:val="right" w:leader="dot" w:pos="9356"/>
         </w:tabs>
         <w:spacing w:line="276" w:lineRule="auto"/>
-        <w:jc w:val="both"/>
         <w:rPr>
           <w:rFonts w:ascii="Times New Roman" w:eastAsia="Times New Roman" w:hAnsi="Times New Roman" w:cs="Times New Roman"/>
           <w:color w:val="auto"/>
@@ -2015,7 +2059,6 @@
           <w:tab w:val="left" w:leader="dot" w:pos="9356"/>
         </w:tabs>
         <w:spacing w:line="276" w:lineRule="auto"/>
-        <w:jc w:val="both"/>
         <w:rPr>
           <w:rFonts w:ascii="Times New Roman" w:eastAsia="Times New Roman" w:hAnsi="Times New Roman" w:cs="Times New Roman"/>
           <w:color w:val="auto"/>
@@ -2121,7 +2164,6 @@
           <w:tab w:val="left" w:leader="dot" w:pos="9356"/>
         </w:tabs>
         <w:spacing w:line="276" w:lineRule="auto"/>
-        <w:jc w:val="both"/>
         <w:rPr>
           <w:rFonts w:ascii="Times New Roman" w:eastAsia="Times New Roman" w:hAnsi="Times New Roman" w:cs="Times New Roman"/>
           <w:color w:val="auto"/>
@@ -2202,6 +2244,7 @@
           <w:tab w:val="left" w:leader="dot" w:pos="9356"/>
         </w:tabs>
         <w:spacing w:line="360" w:lineRule="exact"/>
+        <w:jc w:val="left"/>
         <w:rPr>
           <w:sz w:val="26"/>
           <w:szCs w:val="26"/>
@@ -2352,6 +2395,7 @@
           <w:tab w:val="left" w:leader="dot" w:pos="9356"/>
         </w:tabs>
         <w:spacing w:line="360" w:lineRule="exact"/>
+        <w:jc w:val="left"/>
         <w:rPr>
           <w:sz w:val="26"/>
           <w:szCs w:val="26"/>
@@ -2502,6 +2546,7 @@
           <w:tab w:val="left" w:leader="dot" w:pos="9356"/>
         </w:tabs>
         <w:spacing w:line="360" w:lineRule="exact"/>
+        <w:jc w:val="left"/>
         <w:rPr>
           <w:sz w:val="26"/>
           <w:szCs w:val="26"/>
